--- a/docs/usecases/Top10_Agentic_Use_Cases_on_SAS.docx
+++ b/docs/usecases/Top10_Agentic_Use_Cases_on_SAS.docx
@@ -4,7 +4,57 @@
   <w:body>
     <w:p>
       <w:pPr>
-        <w:spacing w:after="120" w:before="2400"/>
+        <w:spacing w:before="1400"/>
+      </w:pPr>
+    </w:p>
+    <w:p>
+      <w:pPr>
+        <w:spacing w:after="360"/>
+      </w:pPr>
+      <w:r>
+        <w:drawing>
+          <wp:inline distT="0" distB="0" distL="0" distR="0">
+            <wp:extent cx="2381250" cy="561975"/>
+            <wp:effectExtent t="0" r="0" b="0" l="0"/>
+            <wp:docPr id="1" name="Fleet Studio logo" descr="Fleet Studio by Verto Wave" title="Fleet Studio"/>
+            <wp:cNvGraphicFramePr>
+              <a:graphicFrameLocks xmlns:a="http://schemas.openxmlformats.org/drawingml/2006/main" noChangeAspect="1"/>
+            </wp:cNvGraphicFramePr>
+            <a:graphic xmlns:a="http://schemas.openxmlformats.org/drawingml/2006/main">
+              <a:graphicData uri="http://schemas.openxmlformats.org/drawingml/2006/picture">
+                <pic:pic xmlns:pic="http://schemas.openxmlformats.org/drawingml/2006/picture">
+                  <pic:nvPicPr>
+                    <pic:cNvPr id="0" name="" descr=""/>
+                    <pic:cNvPicPr>
+                      <a:picLocks noChangeAspect="1" noChangeArrowheads="1"/>
+                    </pic:cNvPicPr>
+                  </pic:nvPicPr>
+                  <pic:blipFill>
+                    <a:blip r:embed="rId10" cstate="none"/>
+                    <a:srcRect/>
+                    <a:stretch>
+                      <a:fillRect/>
+                    </a:stretch>
+                  </pic:blipFill>
+                  <pic:spPr bwMode="auto">
+                    <a:xfrm>
+                      <a:off x="0" y="0"/>
+                      <a:ext cx="2381250" cy="561975"/>
+                    </a:xfrm>
+                    <a:prstGeom prst="rect">
+                      <a:avLst/>
+                    </a:prstGeom>
+                  </pic:spPr>
+                </pic:pic>
+              </a:graphicData>
+            </a:graphic>
+          </wp:inline>
+        </w:drawing>
+      </w:r>
+    </w:p>
+    <w:p>
+      <w:pPr>
+        <w:spacing w:after="120" w:before="0"/>
       </w:pPr>
       <w:r>
         <w:rPr>
@@ -5030,7 +5080,7 @@
                 <w:sz w:val="18"/>
                 <w:szCs w:val="18"/>
               </w:rPr>
-              <w:t xml:space="preserve">Produce drafts (reports, narratives, findings, rule proposals, memos). Nothing leaves Fleet Control until a person accepts it.</w:t>
+              <w:t xml:space="preserve">Produce drafts (reports, narratives, findings, rule proposals, memos). Nothing leaves Fleet Studio until a person accepts it.</w:t>
             </w:r>
           </w:p>
         </w:tc>
@@ -5272,7 +5322,7 @@
         <w:pStyle w:val="Heading2"/>
       </w:pPr>
       <w:r>
-        <w:t xml:space="preserve">2.2 Mechanisms (already built in Fleet Control)</w:t>
+        <w:t xml:space="preserve">2.2 Mechanisms (already built in Fleet Studio)</w:t>
       </w:r>
     </w:p>
     <w:tbl>
@@ -12139,7 +12189,7 @@
                 <w:sz w:val="18"/>
                 <w:szCs w:val="18"/>
               </w:rPr>
-              <w:t xml:space="preserve">SAS GCM (policies, obligations, controls), SAS business glossary (data definitions), Fleet Control content zones (the regulation text).</w:t>
+              <w:t xml:space="preserve">SAS GCM (policies, obligations, controls), SAS business glossary (data definitions), Fleet Studio content zones (the regulation text).</w:t>
             </w:r>
           </w:p>
         </w:tc>
@@ -20317,7 +20367,7 @@
                 <w:sz w:val="18"/>
                 <w:szCs w:val="18"/>
               </w:rPr>
-              <w:t xml:space="preserve">Position as complementary: Fleet Control governs SAS’s copilots and tools too; move fast to reference customers.</w:t>
+              <w:t xml:space="preserve">Position as complementary: Fleet Studio governs SAS’s copilots and tools too; move fast to reference customers.</w:t>
             </w:r>
           </w:p>
         </w:tc>
@@ -20686,7 +20736,7 @@
         </w:rPr>
         <w:t xml:space="preserve">SAS Viya MCP Server (GitHub) — </w:t>
       </w:r>
-      <w:hyperlink w:history="1" r:id="rIdpt9ell1h8vnwo7rgve34n">
+      <w:hyperlink w:history="1" r:id="rIdrndlhzh6xdjt3xhitzgp8">
         <w:r>
           <w:rPr>
             <w:rStyle w:val="Hyperlink"/>
@@ -20713,7 +20763,7 @@
         </w:rPr>
         <w:t xml:space="preserve">SAS Viya MCP Server product page — </w:t>
       </w:r>
-      <w:hyperlink w:history="1" r:id="rIdjnrxgtlgydqc8xfdcrafi">
+      <w:hyperlink w:history="1" r:id="rId55-sl1dzxjjsmu0gnp-qq">
         <w:r>
           <w:rPr>
             <w:rStyle w:val="Hyperlink"/>
@@ -20740,7 +20790,7 @@
         </w:rPr>
         <w:t xml:space="preserve">SAS Innovate 2026: AI assistants and agentic AI — </w:t>
       </w:r>
-      <w:hyperlink w:history="1" r:id="rIdqv7lmfgxmktck3xx3arub">
+      <w:hyperlink w:history="1" r:id="rId6d616wqrfwdswarlrl7dz">
         <w:r>
           <w:rPr>
             <w:rStyle w:val="Hyperlink"/>
@@ -20767,7 +20817,7 @@
         </w:rPr>
         <w:t xml:space="preserve">SAS Viya Copilot — </w:t>
       </w:r>
-      <w:hyperlink w:history="1" r:id="rIdfgqurslx_ruii7s6kkarb">
+      <w:hyperlink w:history="1" r:id="rIdf7nuhksrlvnwhvbvn1lzj">
         <w:r>
           <w:rPr>
             <w:rStyle w:val="Hyperlink"/>
@@ -20794,7 +20844,7 @@
         </w:rPr>
         <w:t xml:space="preserve">SAS: AI agents in Intelligent Decisioning (May 2025) — </w:t>
       </w:r>
-      <w:hyperlink w:history="1" r:id="rIdrwfregi9-yklu2nj6ptyb">
+      <w:hyperlink w:history="1" r:id="rIdmyzpebru39iqxkg5wkksa">
         <w:r>
           <w:rPr>
             <w:rStyle w:val="Hyperlink"/>
@@ -20821,7 +20871,7 @@
         </w:rPr>
         <w:t xml:space="preserve">SAS Agentic AI Accelerator — </w:t>
       </w:r>
-      <w:hyperlink w:history="1" r:id="rIdzq92kwsfwihsdbn7th_5g">
+      <w:hyperlink w:history="1" r:id="rIdrk4bti-fz5jyl_95xdkbf">
         <w:r>
           <w:rPr>
             <w:rStyle w:val="Hyperlink"/>
@@ -20848,7 +20898,7 @@
         </w:rPr>
         <w:t xml:space="preserve">SAS industry agents (April 2026) — </w:t>
       </w:r>
-      <w:hyperlink w:history="1" r:id="rIdy25nohg89w9lzukd6-sec">
+      <w:hyperlink w:history="1" r:id="rIdfvgw8rbkrnga61v0dlkij">
         <w:r>
           <w:rPr>
             <w:rStyle w:val="Hyperlink"/>
@@ -20875,7 +20925,7 @@
         </w:rPr>
         <w:t xml:space="preserve">SAS AI Navigator — </w:t>
       </w:r>
-      <w:hyperlink w:history="1" r:id="rIdinnt6pgk_jjlnzklunrbz">
+      <w:hyperlink w:history="1" r:id="rId44unbxgj7kzrcbbyqbe-5">
         <w:r>
           <w:rPr>
             <w:rStyle w:val="Hyperlink"/>
@@ -20902,7 +20952,7 @@
         </w:rPr>
         <w:t xml:space="preserve">SAS REST APIs — </w:t>
       </w:r>
-      <w:hyperlink w:history="1" r:id="rIduanthvzjizwbg7krjxapy">
+      <w:hyperlink w:history="1" r:id="rId3i9zh69gyqtvdurkzde7y">
         <w:r>
           <w:rPr>
             <w:rStyle w:val="Hyperlink"/>
@@ -20929,7 +20979,7 @@
         </w:rPr>
         <w:t xml:space="preserve">SAS Copilot for Model Manager (Communities) — </w:t>
       </w:r>
-      <w:hyperlink w:history="1" r:id="rId_pyd5xsaxqxwclczign7n">
+      <w:hyperlink w:history="1" r:id="rIdwswdv_clv4xbigvkrwgkw">
         <w:r>
           <w:rPr>
             <w:rStyle w:val="Hyperlink"/>
@@ -20956,7 +21006,7 @@
         </w:rPr>
         <w:t xml:space="preserve">SAS MRM REST APIs (Communities) — </w:t>
       </w:r>
-      <w:hyperlink w:history="1" r:id="rIdxmzjzudncscbl2w11ku3n">
+      <w:hyperlink w:history="1" r:id="rId8k_wljlerhh4gq8_jc7sq">
         <w:r>
           <w:rPr>
             <w:rStyle w:val="Hyperlink"/>
@@ -20983,7 +21033,7 @@
         </w:rPr>
         <w:t xml:space="preserve">SAS Visual Investigator Copilot (Communities) — </w:t>
       </w:r>
-      <w:hyperlink w:history="1" r:id="rIdfnkoraq1ure85tg3x98x2">
+      <w:hyperlink w:history="1" r:id="rId-ll0cqx3n4ky17gipgjgm">
         <w:r>
           <w:rPr>
             <w:rStyle w:val="Hyperlink"/>
@@ -21010,7 +21060,7 @@
         </w:rPr>
         <w:t xml:space="preserve">SAS governed banking workflow with the MCP Server — </w:t>
       </w:r>
-      <w:hyperlink w:history="1" r:id="rIdoxrmpwyferuncrmffvg0y">
+      <w:hyperlink w:history="1" r:id="rIdijheohohcozg8kz_ji_6-">
         <w:r>
           <w:rPr>
             <w:rStyle w:val="Hyperlink"/>
@@ -21037,7 +21087,7 @@
         </w:rPr>
         <w:t xml:space="preserve">Hawk AML Investigative Agent — </w:t>
       </w:r>
-      <w:hyperlink w:history="1" r:id="rIdxche-a8qhiiq3z9wx7f5o">
+      <w:hyperlink w:history="1" r:id="rIdhzgvnscogbzylbnbcejrj">
         <w:r>
           <w:rPr>
             <w:rStyle w:val="Hyperlink"/>
@@ -21064,7 +21114,7 @@
         </w:rPr>
         <w:t xml:space="preserve">Oracle agentic financial crime (Sep 2026) — </w:t>
       </w:r>
-      <w:hyperlink w:history="1" r:id="rIdpc9fsrjbq9pj4bie3rv_9">
+      <w:hyperlink w:history="1" r:id="rIdke3gxo2jpyuxlzq2n-y0l">
         <w:r>
           <w:rPr>
             <w:rStyle w:val="Hyperlink"/>
@@ -21091,7 +21141,7 @@
         </w:rPr>
         <w:t xml:space="preserve">NICE Actimize X-Sight ActOne — </w:t>
       </w:r>
-      <w:hyperlink w:history="1" r:id="rIdwqhhppyuq3svxhyqvfmdc">
+      <w:hyperlink w:history="1" r:id="rIdswdw6roqhihczl_1i9o9d">
         <w:r>
           <w:rPr>
             <w:rStyle w:val="Hyperlink"/>
@@ -21118,7 +21168,7 @@
         </w:rPr>
         <w:t xml:space="preserve">SymphonyAI Sensa — </w:t>
       </w:r>
-      <w:hyperlink w:history="1" r:id="rIdv3uwj75dzrni6qtix-iux">
+      <w:hyperlink w:history="1" r:id="rIdntgkmr_09bbzy8rvpdhcp">
         <w:r>
           <w:rPr>
             <w:rStyle w:val="Hyperlink"/>
@@ -21145,7 +21195,7 @@
         </w:rPr>
         <w:t xml:space="preserve">Lucinity Luci — </w:t>
       </w:r>
-      <w:hyperlink w:history="1" r:id="rIds3xvqihzvs7cqo4k0dfyl">
+      <w:hyperlink w:history="1" r:id="rIdjudvghg-xkvhntwgzpnnk">
         <w:r>
           <w:rPr>
             <w:rStyle w:val="Hyperlink"/>
@@ -21172,7 +21222,7 @@
         </w:rPr>
         <w:t xml:space="preserve">Nasdaq Verafin agentic workforce — </w:t>
       </w:r>
-      <w:hyperlink w:history="1" r:id="rIdikix12_ourbgnefforqrq">
+      <w:hyperlink w:history="1" r:id="rIdzcf-ah3397gdw_gbh1lyk">
         <w:r>
           <w:rPr>
             <w:rStyle w:val="Hyperlink"/>
@@ -21199,7 +21249,7 @@
         </w:rPr>
         <w:t xml:space="preserve">Unit21 AI agents — </w:t>
       </w:r>
-      <w:hyperlink w:history="1" r:id="rIdpfjkslyqqhyep6_mghgcc">
+      <w:hyperlink w:history="1" r:id="rIdiljbj-k6ojx6sxbauzrgd">
         <w:r>
           <w:rPr>
             <w:rStyle w:val="Hyperlink"/>
@@ -21226,7 +21276,7 @@
         </w:rPr>
         <w:t xml:space="preserve">Quantexa agent-ready platform — </w:t>
       </w:r>
-      <w:hyperlink w:history="1" r:id="rIdstkz8jgt2sj1qnmdx9sa5">
+      <w:hyperlink w:history="1" r:id="rId1nopknxyc5t3huszhdb5d">
         <w:r>
           <w:rPr>
             <w:rStyle w:val="Hyperlink"/>
@@ -21253,7 +21303,7 @@
         </w:rPr>
         <w:t xml:space="preserve">Moody’s agentic solutions in Claude — </w:t>
       </w:r>
-      <w:hyperlink w:history="1" r:id="rIdwdtslbmvxvvciwjvjqqcy">
+      <w:hyperlink w:history="1" r:id="rId6jebxeure_w51cw7ejvpo">
         <w:r>
           <w:rPr>
             <w:rStyle w:val="Hyperlink"/>
@@ -21280,7 +21330,7 @@
         </w:rPr>
         <w:t xml:space="preserve">Fenergo Fen-AI — </w:t>
       </w:r>
-      <w:hyperlink w:history="1" r:id="rId8dvgezpvs-sf4xb68pgvc">
+      <w:hyperlink w:history="1" r:id="rIdjpzz-pbpirgkuqbpp0di3">
         <w:r>
           <w:rPr>
             <w:rStyle w:val="Hyperlink"/>
@@ -21307,7 +21357,7 @@
         </w:rPr>
         <w:t xml:space="preserve">WorkFusion AI agents — </w:t>
       </w:r>
-      <w:hyperlink w:history="1" r:id="rIdf4ebtnjzrdslobxkusmvy">
+      <w:hyperlink w:history="1" r:id="rIdk15dg4hn8c4sofxqt9gvl">
         <w:r>
           <w:rPr>
             <w:rStyle w:val="Hyperlink"/>
@@ -21334,7 +21384,7 @@
         </w:rPr>
         <w:t xml:space="preserve">Feedzai Farol — </w:t>
       </w:r>
-      <w:hyperlink w:history="1" r:id="rId_nktny713lfcx7zccxbop">
+      <w:hyperlink w:history="1" r:id="rIdtstkqzaux8fooat3na_nv">
         <w:r>
           <w:rPr>
             <w:rStyle w:val="Hyperlink"/>
@@ -21361,7 +21411,7 @@
         </w:rPr>
         <w:t xml:space="preserve">Shift Claims — </w:t>
       </w:r>
-      <w:hyperlink w:history="1" r:id="rIdqdgfzhxphb7vua5ig_te6">
+      <w:hyperlink w:history="1" r:id="rIdcalqzb8ueuqaqcvjjqowb">
         <w:r>
           <w:rPr>
             <w:rStyle w:val="Hyperlink"/>
@@ -21388,7 +21438,7 @@
         </w:rPr>
         <w:t xml:space="preserve">nCino Digital Partners — </w:t>
       </w:r>
-      <w:hyperlink w:history="1" r:id="rIddumsb6ocjtwshnxfr4y-1">
+      <w:hyperlink w:history="1" r:id="rIdpo3mzbysxdam4mhl3engi">
         <w:r>
           <w:rPr>
             <w:rStyle w:val="Hyperlink"/>
@@ -21415,7 +21465,7 @@
         </w:rPr>
         <w:t xml:space="preserve">ValidMind product brief — </w:t>
       </w:r>
-      <w:hyperlink w:history="1" r:id="rIdhioqqnqmha9ijh7q6ccb4">
+      <w:hyperlink w:history="1" r:id="rId90gl89igw3tbbucn19wpe">
         <w:r>
           <w:rPr>
             <w:rStyle w:val="Hyperlink"/>
@@ -21442,7 +21492,7 @@
         </w:rPr>
         <w:t xml:space="preserve">Yields Chiron — </w:t>
       </w:r>
-      <w:hyperlink w:history="1" r:id="rIdz9hxrvkh2iu87psg8exkn">
+      <w:hyperlink w:history="1" r:id="rIdshwas4josxqhghrfylnua">
         <w:r>
           <w:rPr>
             <w:rStyle w:val="Hyperlink"/>
@@ -21469,7 +21519,7 @@
         </w:rPr>
         <w:t xml:space="preserve">Regnology agentic reporting — </w:t>
       </w:r>
-      <w:hyperlink w:history="1" r:id="rIdlfev_fvunjmquxvjarw1w">
+      <w:hyperlink w:history="1" r:id="rIdpqvfjh6ijz6rtj8reevbn">
         <w:r>
           <w:rPr>
             <w:rStyle w:val="Hyperlink"/>
@@ -21496,7 +21546,7 @@
         </w:rPr>
         <w:t xml:space="preserve">Archer Evolv digital workforce — </w:t>
       </w:r>
-      <w:hyperlink w:history="1" r:id="rIdvyauyzx-udq6gqhb636-h">
+      <w:hyperlink w:history="1" r:id="rId16xhkelk7jokpj4dqgzlj">
         <w:r>
           <w:rPr>
             <w:rStyle w:val="Hyperlink"/>
@@ -21523,7 +21573,7 @@
         </w:rPr>
         <w:t xml:space="preserve">MetricStream AiSPIRE — </w:t>
       </w:r>
-      <w:hyperlink w:history="1" r:id="rId2atxs1y6tnbdvcekvdp-p">
+      <w:hyperlink w:history="1" r:id="rIdnj-_lgqe0bfyuisitl0xw">
         <w:r>
           <w:rPr>
             <w:rStyle w:val="Hyperlink"/>
@@ -21550,7 +21600,7 @@
         </w:rPr>
         <w:t xml:space="preserve">IBM OpenPages 9.1.1 — </w:t>
       </w:r>
-      <w:hyperlink w:history="1" r:id="rIdembrzjt1uxbtdxawu-v5l">
+      <w:hyperlink w:history="1" r:id="rIdv10ldygusyywtugqsres0">
         <w:r>
           <w:rPr>
             <w:rStyle w:val="Hyperlink"/>
@@ -21577,7 +21627,7 @@
         </w:rPr>
         <w:t xml:space="preserve">LogicGate Spring 2026 — </w:t>
       </w:r>
-      <w:hyperlink w:history="1" r:id="rId4ng9ms2xtcjtazck_8ob-">
+      <w:hyperlink w:history="1" r:id="rIdavdv-ubyy3rc8rci50hi8">
         <w:r>
           <w:rPr>
             <w:rStyle w:val="Hyperlink"/>
@@ -21604,7 +21654,7 @@
         </w:rPr>
         <w:t xml:space="preserve">CUBE coworker agents — </w:t>
       </w:r>
-      <w:hyperlink w:history="1" r:id="rId9mtc0vxjalgxqtyuuihxh">
+      <w:hyperlink w:history="1" r:id="rIdbrwnpxynildnk1naho7w9">
         <w:r>
           <w:rPr>
             <w:rStyle w:val="Hyperlink"/>
@@ -21631,7 +21681,7 @@
         </w:rPr>
         <w:t xml:space="preserve">Corlytics obligations management — </w:t>
       </w:r>
-      <w:hyperlink w:history="1" r:id="rIdjxrzbb81tpm8buqqn6pbe">
+      <w:hyperlink w:history="1" r:id="rId1b7rvxsu7ueniqys0rbhx">
         <w:r>
           <w:rPr>
             <w:rStyle w:val="Hyperlink"/>
@@ -21658,7 +21708,7 @@
         </w:rPr>
         <w:t xml:space="preserve">AuditBoard Accelerate — </w:t>
       </w:r>
-      <w:hyperlink w:history="1" r:id="rIdy28ydpf-6mz-oiycwbzex">
+      <w:hyperlink w:history="1" r:id="rIdeprsfv55zx1njwgyyt-ra">
         <w:r>
           <w:rPr>
             <w:rStyle w:val="Hyperlink"/>
@@ -21685,7 +21735,7 @@
         </w:rPr>
         <w:t xml:space="preserve">Workiva (Sep 2026) — </w:t>
       </w:r>
-      <w:hyperlink w:history="1" r:id="rIdk27wn-h1tfjg41rafszno">
+      <w:hyperlink w:history="1" r:id="rIdbwkjgpomfcx-w2mgx1zuz">
         <w:r>
           <w:rPr>
             <w:rStyle w:val="Hyperlink"/>
@@ -21712,7 +21762,7 @@
         </w:rPr>
         <w:t xml:space="preserve">Informatica CLAIRE agents — </w:t>
       </w:r>
-      <w:hyperlink w:history="1" r:id="rIdhipq2sjfjftrckw9l33ju">
+      <w:hyperlink w:history="1" r:id="rId2eflbfol2uas5y_f9nxke">
         <w:r>
           <w:rPr>
             <w:rStyle w:val="Hyperlink"/>
@@ -21739,7 +21789,7 @@
         </w:rPr>
         <w:t xml:space="preserve">Alation Data Quality Agent — </w:t>
       </w:r>
-      <w:hyperlink w:history="1" r:id="rIdfptg87i-voegbcg63wbfo">
+      <w:hyperlink w:history="1" r:id="rIdtdri9nsbsc_p3thasxqyl">
         <w:r>
           <w:rPr>
             <w:rStyle w:val="Hyperlink"/>
@@ -21766,7 +21816,7 @@
         </w:rPr>
         <w:t xml:space="preserve">Collibra AI Command Center — </w:t>
       </w:r>
-      <w:hyperlink w:history="1" r:id="rId9hsuno777zdlrppewlkh0">
+      <w:hyperlink w:history="1" r:id="rIdvxrpwrvxphqxzrh074z63">
         <w:r>
           <w:rPr>
             <w:rStyle w:val="Hyperlink"/>
@@ -21793,7 +21843,7 @@
         </w:rPr>
         <w:t xml:space="preserve">Pega Agentic Process Fabric — </w:t>
       </w:r>
-      <w:hyperlink w:history="1" r:id="rIdivuiakk9hhzxwme2bnbeo">
+      <w:hyperlink w:history="1" r:id="rIdufe2lchqu3nt-k5fjixjs">
         <w:r>
           <w:rPr>
             <w:rStyle w:val="Hyperlink"/>
@@ -21820,7 +21870,7 @@
         </w:rPr>
         <w:t xml:space="preserve">Appian AI Agents — </w:t>
       </w:r>
-      <w:hyperlink w:history="1" r:id="rIdahms7xqtlke4vbd5ze_zy">
+      <w:hyperlink w:history="1" r:id="rIdmq_tkhgsg_lgrpny9e0qa">
         <w:r>
           <w:rPr>
             <w:rStyle w:val="Hyperlink"/>
@@ -21847,7 +21897,7 @@
         </w:rPr>
         <w:t xml:space="preserve">ServiceNow AI Control Tower — </w:t>
       </w:r>
-      <w:hyperlink w:history="1" r:id="rIdt2i8a-wvn6uwv7hqf0qo5">
+      <w:hyperlink w:history="1" r:id="rId-m5cnfwo5zhtfnubyxkrc">
         <w:r>
           <w:rPr>
             <w:rStyle w:val="Hyperlink"/>
@@ -21874,7 +21924,7 @@
         </w:rPr>
         <w:t xml:space="preserve">IBM agentic control plane — </w:t>
       </w:r>
-      <w:hyperlink w:history="1" r:id="rIdrxnisgaqlzhyhjmvpeltc">
+      <w:hyperlink w:history="1" r:id="rId1doh2k3sctg_soxjx7597">
         <w:r>
           <w:rPr>
             <w:rStyle w:val="Hyperlink"/>
@@ -21901,7 +21951,7 @@
         </w:rPr>
         <w:t xml:space="preserve">Credo AI agent registry — </w:t>
       </w:r>
-      <w:hyperlink w:history="1" r:id="rIdkmdzat0h58dilryhw4zxk">
+      <w:hyperlink w:history="1" r:id="rIdhzjpgwgor02azygsz6y8a">
         <w:r>
           <w:rPr>
             <w:rStyle w:val="Hyperlink"/>
@@ -22055,15 +22105,53 @@
 <file path=word/header1.xml><?xml version="1.0" encoding="utf-8"?>
 <w:hdr xmlns:wpc="http://schemas.microsoft.com/office/word/2010/wordprocessingCanvas" xmlns:mc="http://schemas.openxmlformats.org/markup-compatibility/2006" xmlns:o="urn:schemas-microsoft-com:office:office" xmlns:r="http://schemas.openxmlformats.org/officeDocument/2006/relationships" xmlns:m="http://schemas.openxmlformats.org/officeDocument/2006/math" xmlns:v="urn:schemas-microsoft-com:vml" xmlns:wp14="http://schemas.microsoft.com/office/word/2010/wordprocessingDrawing" xmlns:wp="http://schemas.openxmlformats.org/drawingml/2006/wordprocessingDrawing" xmlns:w10="urn:schemas-microsoft-com:office:word" xmlns:w="http://schemas.openxmlformats.org/wordprocessingml/2006/main" xmlns:w14="http://schemas.microsoft.com/office/word/2010/wordml" xmlns:w15="http://schemas.microsoft.com/office/word/2012/wordml" xmlns:wpg="http://schemas.microsoft.com/office/word/2010/wordprocessingGroup" xmlns:wpi="http://schemas.microsoft.com/office/word/2010/wordprocessingInk" xmlns:wne="http://schemas.microsoft.com/office/word/2006/wordml" xmlns:wps="http://schemas.microsoft.com/office/word/2010/wordprocessingShape" xmlns:cx="http://schemas.microsoft.com/office/drawing/2014/chartex" xmlns:cx1="http://schemas.microsoft.com/office/drawing/2015/9/8/chartex" xmlns:cx2="http://schemas.microsoft.com/office/drawing/2015/10/21/chartex" xmlns:cx3="http://schemas.microsoft.com/office/drawing/2016/5/9/chartex" xmlns:cx4="http://schemas.microsoft.com/office/drawing/2016/5/10/chartex" xmlns:cx5="http://schemas.microsoft.com/office/drawing/2016/5/11/chartex" xmlns:cx6="http://schemas.microsoft.com/office/drawing/2016/5/12/chartex" xmlns:cx7="http://schemas.microsoft.com/office/drawing/2016/5/13/chartex" xmlns:cx8="http://schemas.microsoft.com/office/drawing/2016/5/14/chartex" xmlns:w16cid="http://schemas.microsoft.com/office/word/2016/wordml/cid" xmlns:w16se="http://schemas.microsoft.com/office/word/2015/wordml/symex">
   <w:p>
-    <w:pPr>
-      <w:jc w:val="right"/>
-    </w:pPr>
+    <w:r>
+      <w:drawing>
+        <wp:inline distT="0" distB="0" distL="0" distR="0">
+          <wp:extent cx="876300" cy="209550"/>
+          <wp:effectExtent t="0" r="0" b="0" l="0"/>
+          <wp:docPr id="2" name="Fleet Studio logo" descr="Fleet Studio by Verto Wave" title="Fleet Studio"/>
+          <wp:cNvGraphicFramePr>
+            <a:graphicFrameLocks xmlns:a="http://schemas.openxmlformats.org/drawingml/2006/main" noChangeAspect="1"/>
+          </wp:cNvGraphicFramePr>
+          <a:graphic xmlns:a="http://schemas.openxmlformats.org/drawingml/2006/main">
+            <a:graphicData uri="http://schemas.openxmlformats.org/drawingml/2006/picture">
+              <pic:pic xmlns:pic="http://schemas.openxmlformats.org/drawingml/2006/picture">
+                <pic:nvPicPr>
+                  <pic:cNvPr id="0" name="" descr=""/>
+                  <pic:cNvPicPr>
+                    <a:picLocks noChangeAspect="1" noChangeArrowheads="1"/>
+                  </pic:cNvPicPr>
+                </pic:nvPicPr>
+                <pic:blipFill>
+                  <a:blip r:embed="rId0" cstate="none"/>
+                  <a:srcRect/>
+                  <a:stretch>
+                    <a:fillRect/>
+                  </a:stretch>
+                </pic:blipFill>
+                <pic:spPr bwMode="auto">
+                  <a:xfrm>
+                    <a:off x="0" y="0"/>
+                    <a:ext cx="876300" cy="209550"/>
+                  </a:xfrm>
+                  <a:prstGeom prst="rect">
+                    <a:avLst/>
+                  </a:prstGeom>
+                </pic:spPr>
+              </pic:pic>
+            </a:graphicData>
+          </a:graphic>
+        </wp:inline>
+      </w:drawing>
+    </w:r>
     <w:r>
       <w:rPr>
         <w:color w:val="5B6770"/>
         <w:sz w:val="16"/>
         <w:szCs w:val="16"/>
       </w:rPr>
+      <w:ptab w:alignment="right" w:relativeTo="margin" w:leader="none"/>
       <w:t xml:space="preserve">A Digital Workforce on SAS — Top 10 use cases</w:t>
     </w:r>
   </w:p>
